--- a/문서/기관별/질의서_종교협력과.docx
+++ b/문서/기관별/질의서_종교협력과.docx
@@ -44,7 +44,7 @@
           <w:color w:val="6B7280"/>
           <w:sz w:val="20"/>
         </w:rPr>
-        <w:t>2026년 행정사무감사 · 작성 2026. 09. 18.</w:t>
+        <w:t>2026년 행정사무감사 · 작성 2026. 09. 23.</w:t>
       </w:r>
     </w:p>
     <w:p>

--- a/문서/기관별/질의서_종교협력과.docx
+++ b/문서/기관별/질의서_종교협력과.docx
@@ -44,7 +44,7 @@
           <w:color w:val="6B7280"/>
           <w:sz w:val="20"/>
         </w:rPr>
-        <w:t>2026년 행정사무감사 · 작성 2026. 09. 23.</w:t>
+        <w:t>2026년 행정사무감사 · 작성 2026. 09. 28.</w:t>
       </w:r>
     </w:p>
     <w:p>

--- a/문서/기관별/질의서_종교협력과.docx
+++ b/문서/기관별/질의서_종교협력과.docx
@@ -44,7 +44,7 @@
           <w:color w:val="6B7280"/>
           <w:sz w:val="20"/>
         </w:rPr>
-        <w:t>2026년 행정사무감사 · 작성 2026. 09. 28.</w:t>
+        <w:t>2026년 행정사무감사 · 작성 2026. 10. 01.</w:t>
       </w:r>
     </w:p>
     <w:p>

--- a/문서/기관별/질의서_종교협력과.docx
+++ b/문서/기관별/질의서_종교협력과.docx
@@ -44,7 +44,7 @@
           <w:color w:val="6B7280"/>
           <w:sz w:val="20"/>
         </w:rPr>
-        <w:t>2026년 행정사무감사 · 작성 2026. 10. 01.</w:t>
+        <w:t>2026년 행정사무감사 · 작성 2026. 10. 02.</w:t>
       </w:r>
     </w:p>
     <w:p>

--- a/문서/기관별/질의서_종교협력과.docx
+++ b/문서/기관별/질의서_종교협력과.docx
@@ -44,7 +44,7 @@
           <w:color w:val="6B7280"/>
           <w:sz w:val="20"/>
         </w:rPr>
-        <w:t>2026년 행정사무감사 · 작성 2026. 10. 02.</w:t>
+        <w:t>2026년 행정사무감사 · 작성 2026. 10. 19.</w:t>
       </w:r>
     </w:p>
     <w:p>
